--- a/pages/files/Jak dzieciństwo wpływa na dorosłość po przemocy psychicznej i fizycznej ze strony rodziców.docx
+++ b/pages/files/Jak dzieciństwo wpływa na dorosłość po przemocy psychicznej i fizycznej ze strony rodziców.docx
@@ -306,10 +306,58 @@
         <w:rPr/>
       </w:pPr>
       <w:r>
+        <w:drawing>
+          <wp:anchor distT="0" distB="0" distL="0" distR="0" simplePos="0" relativeHeight="3" behindDoc="0" locked="0" layoutInCell="0" allowOverlap="1">
+            <wp:simplePos x="0" y="0"/>
+            <wp:positionH relativeFrom="column">
+              <wp:posOffset>-28575</wp:posOffset>
+            </wp:positionH>
+            <wp:positionV relativeFrom="paragraph">
+              <wp:posOffset>1593215</wp:posOffset>
+            </wp:positionV>
+            <wp:extent cx="5992495" cy="5614670"/>
+            <wp:effectExtent l="0" t="0" r="0" b="0"/>
+            <wp:wrapSquare wrapText="largest"/>
+            <wp:docPr id="1" name="Obraz1"/>
+            <wp:cNvGraphicFramePr>
+              <a:graphicFrameLocks xmlns:a="http://schemas.openxmlformats.org/drawingml/2006/main" noChangeAspect="1"/>
+            </wp:cNvGraphicFramePr>
+            <a:graphic xmlns:a="http://schemas.openxmlformats.org/drawingml/2006/main">
+              <a:graphicData uri="http://schemas.openxmlformats.org/drawingml/2006/picture">
+                <pic:pic xmlns:pic="http://schemas.openxmlformats.org/drawingml/2006/picture">
+                  <pic:nvPicPr>
+                    <pic:cNvPr id="1" name="Obraz1"/>
+                    <pic:cNvPicPr>
+                      <a:picLocks noChangeAspect="1" noChangeArrowheads="1"/>
+                    </pic:cNvPicPr>
+                  </pic:nvPicPr>
+                  <pic:blipFill>
+                    <a:blip r:embed="rId16"/>
+                    <a:stretch>
+                      <a:fillRect/>
+                    </a:stretch>
+                  </pic:blipFill>
+                  <pic:spPr bwMode="auto">
+                    <a:xfrm>
+                      <a:off x="0" y="0"/>
+                      <a:ext cx="5992495" cy="5614670"/>
+                    </a:xfrm>
+                    <a:prstGeom prst="rect">
+                      <a:avLst/>
+                    </a:prstGeom>
+                    <a:noFill/>
+                  </pic:spPr>
+                </pic:pic>
+              </a:graphicData>
+            </a:graphic>
+          </wp:anchor>
+        </w:drawing>
+      </w:r>
+      <w:r>
         <w:rPr/>
         <w:t xml:space="preserve">Na poziomie poznawczym trauma rodzicielska często tworzy wczesne nieadaptacyjne schematy: opuszczenia, nieufności/skrzywdzenia, wadliwości/wstydu, deprywacji emocjonalnej, podporządkowania czy nieustępliwych standardów. Badania nad terapią schematów pokazują, że wczesne doświadczenia przemocy i zaniedbania są powiązane z nasileniem tych schematów w dorosłości, a szczególnie istotne okazują się emocjonalne formy krzywdzenia. Schematy te potem filtrują wybory partnerów, interpretację konfliktów i decyzje rozstaniowe. </w:t>
       </w:r>
-      <w:hyperlink r:id="rId16">
+      <w:hyperlink r:id="rId17">
         <w:r>
           <w:rPr>
             <w:rStyle w:val="Hyperlink"/>
@@ -318,6 +366,332 @@
         </w:r>
       </w:hyperlink>
     </w:p>
+    <w:tbl>
+      <w:tblPr>
+        <w:tblW w:w="5000" w:type="pct"/>
+        <w:jc w:val="left"/>
+        <w:tblInd w:w="0" w:type="dxa"/>
+        <w:tblLayout w:type="fixed"/>
+        <w:tblCellMar>
+          <w:top w:w="0" w:type="dxa"/>
+          <w:left w:w="0" w:type="dxa"/>
+          <w:bottom w:w="0" w:type="dxa"/>
+          <w:right w:w="0" w:type="dxa"/>
+        </w:tblCellMar>
+      </w:tblPr>
+      <w:tblGrid>
+        <w:gridCol w:w="9360"/>
+      </w:tblGrid>
+      <w:tr>
+        <w:trPr/>
+        <w:tc>
+          <w:tcPr>
+            <w:tcW w:w="9360" w:type="dxa"/>
+            <w:tcBorders/>
+          </w:tcPr>
+          <w:p>
+            <w:pPr>
+              <w:pStyle w:val="SourceCode"/>
+              <w:spacing w:before="0" w:after="0"/>
+              <w:rPr/>
+            </w:pPr>
+            <w:r>
+              <w:rPr>
+                <w:rStyle w:val="VerbatimChar"/>
+              </w:rPr>
+              <w:t>flowchart TD</w:t>
+            </w:r>
+          </w:p>
+          <w:p>
+            <w:pPr>
+              <w:pStyle w:val="SourceCode"/>
+              <w:spacing w:before="0" w:after="0"/>
+              <w:rPr/>
+            </w:pPr>
+            <w:r>
+              <w:rPr>
+                <w:rStyle w:val="VerbatimChar"/>
+              </w:rPr>
+              <w:t xml:space="preserve">    </w:t>
+            </w:r>
+            <w:r>
+              <w:rPr>
+                <w:rStyle w:val="VerbatimChar"/>
+              </w:rPr>
+              <w:t>A["Przemoc psychiczna i fizyczna ze strony rodziców"] --&gt; B["Trauma relacyjna"]</w:t>
+            </w:r>
+          </w:p>
+          <w:p>
+            <w:pPr>
+              <w:pStyle w:val="SourceCode"/>
+              <w:spacing w:before="0" w:after="0"/>
+              <w:rPr/>
+            </w:pPr>
+            <w:r>
+              <w:rPr>
+                <w:rStyle w:val="VerbatimChar"/>
+              </w:rPr>
+              <w:t xml:space="preserve">    </w:t>
+            </w:r>
+            <w:r>
+              <w:rPr>
+                <w:rStyle w:val="VerbatimChar"/>
+              </w:rPr>
+              <w:t>B --&gt; C["Neurobiologia układu alarmowego&lt;br/&gt;ciało migdałowate, hipokamp, PFC, sieć istotności"]</w:t>
+            </w:r>
+          </w:p>
+          <w:p>
+            <w:pPr>
+              <w:pStyle w:val="SourceCode"/>
+              <w:spacing w:before="0" w:after="0"/>
+              <w:rPr/>
+            </w:pPr>
+            <w:r>
+              <w:rPr>
+                <w:rStyle w:val="VerbatimChar"/>
+              </w:rPr>
+              <w:t xml:space="preserve">    </w:t>
+            </w:r>
+            <w:r>
+              <w:rPr>
+                <w:rStyle w:val="VerbatimChar"/>
+              </w:rPr>
+              <w:t>B --&gt; D["Wczesne schematy&lt;br/&gt;wstyd, nieufność, opuszczenie, deprywacja emocjonalna"]</w:t>
+            </w:r>
+          </w:p>
+          <w:p>
+            <w:pPr>
+              <w:pStyle w:val="SourceCode"/>
+              <w:spacing w:before="0" w:after="0"/>
+              <w:rPr/>
+            </w:pPr>
+            <w:r>
+              <w:rPr>
+                <w:rStyle w:val="VerbatimChar"/>
+              </w:rPr>
+              <w:t xml:space="preserve">    </w:t>
+            </w:r>
+            <w:r>
+              <w:rPr>
+                <w:rStyle w:val="VerbatimChar"/>
+              </w:rPr>
+              <w:t>B --&gt; E["Pozabezpieczny styl przywiązania&lt;br/&gt;wysoki lęk i/lub wysokie unikanie"]</w:t>
+            </w:r>
+          </w:p>
+          <w:p>
+            <w:pPr>
+              <w:pStyle w:val="SourceCode"/>
+              <w:spacing w:before="0" w:after="0"/>
+              <w:rPr/>
+            </w:pPr>
+            <w:r>
+              <w:rPr>
+                <w:rStyle w:val="VerbatimChar"/>
+              </w:rPr>
+              <w:t xml:space="preserve">    </w:t>
+            </w:r>
+            <w:r>
+              <w:rPr>
+                <w:rStyle w:val="VerbatimChar"/>
+              </w:rPr>
+              <w:t>C --&gt; F["Hiperpobudzenie lub reakcja zamrożenia"]</w:t>
+            </w:r>
+          </w:p>
+          <w:p>
+            <w:pPr>
+              <w:pStyle w:val="SourceCode"/>
+              <w:spacing w:before="0" w:after="0"/>
+              <w:rPr/>
+            </w:pPr>
+            <w:r>
+              <w:rPr>
+                <w:rStyle w:val="VerbatimChar"/>
+              </w:rPr>
+              <w:t xml:space="preserve">    </w:t>
+            </w:r>
+            <w:r>
+              <w:rPr>
+                <w:rStyle w:val="VerbatimChar"/>
+              </w:rPr>
+              <w:t>D --&gt; G["Interpretacje:&lt;br/&gt;„Zostanę zraniona”&lt;br/&gt;„Nie jestem wystarczająco dobra”"]</w:t>
+            </w:r>
+          </w:p>
+          <w:p>
+            <w:pPr>
+              <w:pStyle w:val="SourceCode"/>
+              <w:spacing w:before="0" w:after="0"/>
+              <w:rPr/>
+            </w:pPr>
+            <w:r>
+              <w:rPr>
+                <w:rStyle w:val="VerbatimChar"/>
+              </w:rPr>
+              <w:t xml:space="preserve">    </w:t>
+            </w:r>
+            <w:r>
+              <w:rPr>
+                <w:rStyle w:val="VerbatimChar"/>
+              </w:rPr>
+              <w:t>E --&gt; H["Hiperaktywacja systemu przywiązania&lt;br/&gt;lęk, ruminacje, zachowania protestacyjne"]</w:t>
+            </w:r>
+          </w:p>
+          <w:p>
+            <w:pPr>
+              <w:pStyle w:val="SourceCode"/>
+              <w:spacing w:before="0" w:after="0"/>
+              <w:rPr/>
+            </w:pPr>
+            <w:r>
+              <w:rPr>
+                <w:rStyle w:val="VerbatimChar"/>
+              </w:rPr>
+              <w:t xml:space="preserve">    </w:t>
+            </w:r>
+            <w:r>
+              <w:rPr>
+                <w:rStyle w:val="VerbatimChar"/>
+              </w:rPr>
+              <w:t>E --&gt; I["Dezaktywacja systemu przywiązania&lt;br/&gt;odcięcie emocjonalne, dystans, nadmierna samowystarczalność"]</w:t>
+            </w:r>
+          </w:p>
+          <w:p>
+            <w:pPr>
+              <w:pStyle w:val="SourceCode"/>
+              <w:spacing w:before="0" w:after="0"/>
+              <w:rPr/>
+            </w:pPr>
+            <w:r>
+              <w:rPr>
+                <w:rStyle w:val="VerbatimChar"/>
+              </w:rPr>
+              <w:t xml:space="preserve">    </w:t>
+            </w:r>
+            <w:r>
+              <w:rPr>
+                <w:rStyle w:val="VerbatimChar"/>
+              </w:rPr>
+              <w:t>F --&gt; J["Konflikt lub napięcie w związku"]</w:t>
+            </w:r>
+          </w:p>
+          <w:p>
+            <w:pPr>
+              <w:pStyle w:val="SourceCode"/>
+              <w:spacing w:before="0" w:after="0"/>
+              <w:rPr/>
+            </w:pPr>
+            <w:r>
+              <w:rPr>
+                <w:rStyle w:val="VerbatimChar"/>
+              </w:rPr>
+              <w:t xml:space="preserve">    </w:t>
+            </w:r>
+            <w:r>
+              <w:rPr>
+                <w:rStyle w:val="VerbatimChar"/>
+              </w:rPr>
+              <w:t>G --&gt; J</w:t>
+            </w:r>
+          </w:p>
+          <w:p>
+            <w:pPr>
+              <w:pStyle w:val="SourceCode"/>
+              <w:spacing w:before="0" w:after="0"/>
+              <w:rPr/>
+            </w:pPr>
+            <w:r>
+              <w:rPr>
+                <w:rStyle w:val="VerbatimChar"/>
+              </w:rPr>
+              <w:t xml:space="preserve">    </w:t>
+            </w:r>
+            <w:r>
+              <w:rPr>
+                <w:rStyle w:val="VerbatimChar"/>
+              </w:rPr>
+              <w:t>H --&gt; K["Lęk przed rozpadem związku"]</w:t>
+            </w:r>
+          </w:p>
+          <w:p>
+            <w:pPr>
+              <w:pStyle w:val="SourceCode"/>
+              <w:spacing w:before="0" w:after="0"/>
+              <w:rPr>
+                <w:rStyle w:val="VerbatimChar"/>
+              </w:rPr>
+            </w:pPr>
+            <w:r>
+              <w:rPr>
+                <w:rStyle w:val="VerbatimChar"/>
+              </w:rPr>
+              <w:t xml:space="preserve">    </w:t>
+            </w:r>
+            <w:r>
+              <w:rPr>
+                <w:rStyle w:val="VerbatimChar"/>
+              </w:rPr>
+              <w:t>I --&gt; L["Potrzeba samotności&lt;br/&gt;wycofanie lub zakończenie związku"]</w:t>
+            </w:r>
+          </w:p>
+          <w:p>
+            <w:pPr>
+              <w:pStyle w:val="SourceCode"/>
+              <w:spacing w:before="0" w:after="0"/>
+              <w:rPr/>
+            </w:pPr>
+            <w:r>
+              <w:rPr>
+                <w:rStyle w:val="VerbatimChar"/>
+              </w:rPr>
+              <w:t xml:space="preserve">    </w:t>
+            </w:r>
+            <w:r>
+              <w:rPr>
+                <w:rStyle w:val="VerbatimChar"/>
+              </w:rPr>
+              <w:t>J --&gt; M["Tłumienie emocji i utrata kontaktu z uczuciami&lt;br/&gt;niekiedy reakcje dysocjacyjne"]</w:t>
+            </w:r>
+          </w:p>
+          <w:p>
+            <w:pPr>
+              <w:pStyle w:val="SourceCode"/>
+              <w:spacing w:before="0" w:after="0"/>
+              <w:rPr/>
+            </w:pPr>
+            <w:r>
+              <w:rPr>
+                <w:rStyle w:val="VerbatimChar"/>
+              </w:rPr>
+              <w:t xml:space="preserve">    </w:t>
+            </w:r>
+            <w:r>
+              <w:rPr>
+                <w:rStyle w:val="VerbatimChar"/>
+              </w:rPr>
+              <w:t>M --&gt; L</w:t>
+            </w:r>
+          </w:p>
+          <w:p>
+            <w:pPr>
+              <w:pStyle w:val="SourceCode"/>
+              <w:spacing w:before="0" w:after="0"/>
+              <w:rPr/>
+            </w:pPr>
+            <w:r>
+              <w:rPr>
+                <w:rStyle w:val="VerbatimChar"/>
+              </w:rPr>
+              <w:t xml:space="preserve">    </w:t>
+            </w:r>
+            <w:r>
+              <w:rPr>
+                <w:rStyle w:val="VerbatimChar"/>
+              </w:rPr>
+              <w:t>M --&gt; K</w:t>
+            </w:r>
+          </w:p>
+        </w:tc>
+      </w:tr>
+    </w:tbl>
     <w:p>
       <w:pPr>
         <w:pStyle w:val="SourceCode"/>
@@ -332,31 +706,12 @@
     <w:p>
       <w:pPr>
         <w:pStyle w:val="SourceCode"/>
-        <w:rPr/>
-      </w:pPr>
-      <w:r>
         <w:rPr>
           <w:rStyle w:val="VerbatimChar"/>
         </w:rPr>
-        <w:t>flowchart TD</w:t>
-      </w:r>
-    </w:p>
-    <w:p>
-      <w:pPr>
-        <w:pStyle w:val="SourceCode"/>
-        <w:rPr/>
-      </w:pPr>
-      <w:r>
-        <w:rPr>
-          <w:rStyle w:val="VerbatimChar"/>
-        </w:rPr>
-        <w:t xml:space="preserve">    </w:t>
-      </w:r>
-      <w:r>
-        <w:rPr>
-          <w:rStyle w:val="VerbatimChar"/>
-        </w:rPr>
-        <w:t>A["Przemoc psychiczna i fizyczna ze strony rodziców"] --&gt; B["Trauma relacyjna"]</w:t>
+      </w:pPr>
+      <w:r>
+        <w:rPr/>
       </w:r>
     </w:p>
     <w:p>
@@ -372,321 +727,69 @@
     </w:p>
     <w:p>
       <w:pPr>
-        <w:pStyle w:val="SourceCode"/>
-        <w:rPr/>
-      </w:pPr>
-      <w:r>
-        <w:rPr>
-          <w:rStyle w:val="VerbatimChar"/>
-        </w:rPr>
-        <w:t xml:space="preserve">    </w:t>
-      </w:r>
-      <w:r>
-        <w:rPr>
-          <w:rStyle w:val="VerbatimChar"/>
-        </w:rPr>
-        <w:t>B --&gt; C["Neurobiologia układu alarmowego&lt;br/&gt;ciało migdałowate, hipokamp, PFC, sieć istotności"]</w:t>
-      </w:r>
-    </w:p>
-    <w:p>
-      <w:pPr>
-        <w:pStyle w:val="SourceCode"/>
-        <w:rPr/>
-      </w:pPr>
-      <w:r>
-        <w:rPr>
-          <w:rStyle w:val="VerbatimChar"/>
-        </w:rPr>
-        <w:t xml:space="preserve">    </w:t>
-      </w:r>
-      <w:r>
-        <w:rPr>
-          <w:rStyle w:val="VerbatimChar"/>
-        </w:rPr>
-        <w:t>B --&gt; D["Wczesne schematy&lt;br/&gt;wstyd, nieufność, opuszczenie, deprywacja emocjonalna"]</w:t>
-      </w:r>
-    </w:p>
-    <w:p>
-      <w:pPr>
-        <w:pStyle w:val="SourceCode"/>
-        <w:rPr/>
-      </w:pPr>
-      <w:r>
-        <w:rPr>
-          <w:rStyle w:val="VerbatimChar"/>
-        </w:rPr>
-        <w:t xml:space="preserve">    </w:t>
-      </w:r>
-      <w:r>
-        <w:rPr>
-          <w:rStyle w:val="VerbatimChar"/>
-        </w:rPr>
-        <w:t>B --&gt; E["Pozabezpieczny styl przywiązania&lt;br/&gt;wysoki lęk i/lub wysokie unikanie"]</w:t>
-      </w:r>
-    </w:p>
-    <w:p>
-      <w:pPr>
-        <w:pStyle w:val="SourceCode"/>
-        <w:rPr>
-          <w:rStyle w:val="VerbatimChar"/>
-        </w:rPr>
-      </w:pPr>
-      <w:r>
-        <w:rPr/>
-      </w:r>
-    </w:p>
-    <w:p>
-      <w:pPr>
-        <w:pStyle w:val="SourceCode"/>
-        <w:rPr/>
-      </w:pPr>
-      <w:r>
-        <w:rPr>
-          <w:rStyle w:val="VerbatimChar"/>
-        </w:rPr>
-        <w:t xml:space="preserve">    </w:t>
-      </w:r>
-      <w:r>
-        <w:rPr>
-          <w:rStyle w:val="VerbatimChar"/>
-        </w:rPr>
-        <w:t>C --&gt; F["Hiperpobudzenie lub reakcja zamrożenia"]</w:t>
-      </w:r>
-    </w:p>
-    <w:p>
-      <w:pPr>
-        <w:pStyle w:val="SourceCode"/>
-        <w:rPr/>
-      </w:pPr>
-      <w:r>
-        <w:rPr>
-          <w:rStyle w:val="VerbatimChar"/>
-        </w:rPr>
-        <w:t xml:space="preserve">    </w:t>
-      </w:r>
-      <w:r>
-        <w:rPr>
-          <w:rStyle w:val="VerbatimChar"/>
-        </w:rPr>
-        <w:t>D --&gt; G["Interpretacje:&lt;br/&gt;„Zostanę zraniona”&lt;br/&gt;„Nie jestem wystarczająco dobra”"]</w:t>
-      </w:r>
-    </w:p>
-    <w:p>
-      <w:pPr>
-        <w:pStyle w:val="SourceCode"/>
-        <w:rPr>
-          <w:rStyle w:val="VerbatimChar"/>
-        </w:rPr>
-      </w:pPr>
-      <w:r>
-        <w:rPr/>
-      </w:r>
-    </w:p>
-    <w:p>
-      <w:pPr>
-        <w:pStyle w:val="SourceCode"/>
-        <w:rPr/>
-      </w:pPr>
-      <w:r>
-        <w:rPr>
-          <w:rStyle w:val="VerbatimChar"/>
-        </w:rPr>
-        <w:t xml:space="preserve">    </w:t>
-      </w:r>
-      <w:r>
-        <w:rPr>
-          <w:rStyle w:val="VerbatimChar"/>
-        </w:rPr>
-        <w:t>E --&gt; H["Hiperaktywacja systemu przywiązania&lt;br/&gt;lęk, ruminacje, zachowania protestacyjne"]</w:t>
-      </w:r>
-    </w:p>
-    <w:p>
-      <w:pPr>
-        <w:pStyle w:val="SourceCode"/>
-        <w:rPr/>
-      </w:pPr>
-      <w:r>
-        <w:rPr>
-          <w:rStyle w:val="VerbatimChar"/>
-        </w:rPr>
-        <w:t xml:space="preserve">    </w:t>
-      </w:r>
-      <w:r>
-        <w:rPr>
-          <w:rStyle w:val="VerbatimChar"/>
-        </w:rPr>
-        <w:t>E --&gt; I["Dezaktywacja systemu przywiązania&lt;br/&gt;odcięcie emocjonalne, dystans, nadmierna samowystarczalność"]</w:t>
-      </w:r>
-    </w:p>
-    <w:p>
-      <w:pPr>
-        <w:pStyle w:val="SourceCode"/>
-        <w:rPr>
-          <w:rStyle w:val="VerbatimChar"/>
-        </w:rPr>
-      </w:pPr>
-      <w:r>
-        <w:rPr/>
-      </w:r>
-    </w:p>
-    <w:p>
-      <w:pPr>
-        <w:pStyle w:val="SourceCode"/>
-        <w:rPr/>
-      </w:pPr>
-      <w:r>
-        <w:rPr>
-          <w:rStyle w:val="VerbatimChar"/>
-        </w:rPr>
-        <w:t xml:space="preserve">    </w:t>
-      </w:r>
-      <w:r>
-        <w:rPr>
-          <w:rStyle w:val="VerbatimChar"/>
-        </w:rPr>
-        <w:t>F --&gt; J["Konflikt lub napięcie w związku"]</w:t>
-      </w:r>
-    </w:p>
-    <w:p>
-      <w:pPr>
-        <w:pStyle w:val="SourceCode"/>
-        <w:rPr/>
-      </w:pPr>
-      <w:r>
-        <w:rPr>
-          <w:rStyle w:val="VerbatimChar"/>
-        </w:rPr>
-        <w:t xml:space="preserve">    </w:t>
-      </w:r>
-      <w:r>
-        <w:rPr>
-          <w:rStyle w:val="VerbatimChar"/>
-        </w:rPr>
-        <w:t>G --&gt; J</w:t>
-      </w:r>
-    </w:p>
-    <w:p>
-      <w:pPr>
-        <w:pStyle w:val="SourceCode"/>
-        <w:rPr/>
-      </w:pPr>
-      <w:r>
-        <w:rPr>
-          <w:rStyle w:val="VerbatimChar"/>
-        </w:rPr>
-        <w:t xml:space="preserve">    </w:t>
-      </w:r>
-      <w:r>
-        <w:rPr>
-          <w:rStyle w:val="VerbatimChar"/>
-        </w:rPr>
-        <w:t>H --&gt; K["Lęk przed rozpadem związku"]</w:t>
-      </w:r>
-    </w:p>
-    <w:p>
-      <w:pPr>
-        <w:pStyle w:val="SourceCode"/>
-        <w:rPr/>
-      </w:pPr>
-      <w:r>
-        <w:rPr>
-          <w:rStyle w:val="VerbatimChar"/>
-        </w:rPr>
-        <w:t xml:space="preserve">    </w:t>
-      </w:r>
-      <w:r>
-        <w:rPr>
-          <w:rStyle w:val="VerbatimChar"/>
-        </w:rPr>
-        <w:t>I --&gt; L["Potrzeba samotności&lt;br/&gt;wycofanie lub zakończenie związku"]</w:t>
-      </w:r>
-    </w:p>
-    <w:p>
-      <w:pPr>
-        <w:pStyle w:val="SourceCode"/>
-        <w:rPr>
-          <w:rStyle w:val="VerbatimChar"/>
-        </w:rPr>
-      </w:pPr>
-      <w:r>
-        <w:rPr/>
-      </w:r>
-    </w:p>
-    <w:p>
-      <w:pPr>
-        <w:pStyle w:val="SourceCode"/>
-        <w:rPr/>
-      </w:pPr>
-      <w:r>
-        <w:rPr>
-          <w:rStyle w:val="VerbatimChar"/>
-        </w:rPr>
-        <w:t xml:space="preserve">    </w:t>
-      </w:r>
-      <w:r>
-        <w:rPr>
-          <w:rStyle w:val="VerbatimChar"/>
-        </w:rPr>
-        <w:t>J --&gt; M["Tłumienie emocji i utrata kontaktu z uczuciami&lt;br/&gt;niekiedy reakcje dysocjacyjne"]</w:t>
-      </w:r>
-    </w:p>
-    <w:p>
-      <w:pPr>
-        <w:pStyle w:val="SourceCode"/>
-        <w:rPr/>
-      </w:pPr>
-      <w:r>
-        <w:rPr>
-          <w:rStyle w:val="VerbatimChar"/>
-        </w:rPr>
-        <w:t xml:space="preserve">    </w:t>
-      </w:r>
-      <w:r>
-        <w:rPr>
-          <w:rStyle w:val="VerbatimChar"/>
-        </w:rPr>
-        <w:t>M --&gt; L</w:t>
-      </w:r>
-    </w:p>
-    <w:p>
-      <w:pPr>
-        <w:pStyle w:val="SourceCode"/>
-        <w:rPr/>
-      </w:pPr>
-      <w:r>
-        <w:rPr>
-          <w:rStyle w:val="VerbatimChar"/>
-        </w:rPr>
-        <w:t xml:space="preserve">    </w:t>
-      </w:r>
-      <w:r>
-        <w:rPr>
-          <w:rStyle w:val="VerbatimChar"/>
-        </w:rPr>
-        <w:t>M --&gt; K</w:t>
-      </w:r>
-    </w:p>
-    <w:p>
-      <w:pPr>
-        <w:pStyle w:val="SourceCode"/>
-        <w:rPr>
-          <w:rStyle w:val="VerbatimChar"/>
-        </w:rPr>
-      </w:pPr>
-      <w:r>
-        <w:rPr/>
-      </w:r>
-    </w:p>
-    <w:p>
-      <w:pPr>
         <w:pStyle w:val="FirstParagraph"/>
         <w:rPr/>
       </w:pPr>
       <w:r>
         <w:rPr/>
+        <w:drawing>
+          <wp:anchor distT="0" distB="0" distL="0" distR="0" simplePos="0" relativeHeight="4" behindDoc="0" locked="0" layoutInCell="0" allowOverlap="1">
+            <wp:simplePos x="0" y="0"/>
+            <wp:positionH relativeFrom="column">
+              <wp:posOffset>111760</wp:posOffset>
+            </wp:positionH>
+            <wp:positionV relativeFrom="paragraph">
+              <wp:posOffset>153670</wp:posOffset>
+            </wp:positionV>
+            <wp:extent cx="5908675" cy="6543675"/>
+            <wp:effectExtent l="0" t="0" r="0" b="0"/>
+            <wp:wrapSquare wrapText="largest"/>
+            <wp:docPr id="2" name="Obraz2"/>
+            <wp:cNvGraphicFramePr>
+              <a:graphicFrameLocks xmlns:a="http://schemas.openxmlformats.org/drawingml/2006/main" noChangeAspect="1"/>
+            </wp:cNvGraphicFramePr>
+            <a:graphic xmlns:a="http://schemas.openxmlformats.org/drawingml/2006/main">
+              <a:graphicData uri="http://schemas.openxmlformats.org/drawingml/2006/picture">
+                <pic:pic xmlns:pic="http://schemas.openxmlformats.org/drawingml/2006/picture">
+                  <pic:nvPicPr>
+                    <pic:cNvPr id="2" name="Obraz2"/>
+                    <pic:cNvPicPr>
+                      <a:picLocks noChangeAspect="1" noChangeArrowheads="1"/>
+                    </pic:cNvPicPr>
+                  </pic:nvPicPr>
+                  <pic:blipFill>
+                    <a:blip r:embed="rId18"/>
+                    <a:stretch>
+                      <a:fillRect/>
+                    </a:stretch>
+                  </pic:blipFill>
+                  <pic:spPr bwMode="auto">
+                    <a:xfrm>
+                      <a:off x="0" y="0"/>
+                      <a:ext cx="5908675" cy="6543675"/>
+                    </a:xfrm>
+                    <a:prstGeom prst="rect">
+                      <a:avLst/>
+                    </a:prstGeom>
+                    <a:noFill/>
+                  </pic:spPr>
+                </pic:pic>
+              </a:graphicData>
+            </a:graphic>
+          </wp:anchor>
+        </w:drawing>
+      </w:r>
+    </w:p>
+    <w:p>
+      <w:pPr>
+        <w:pStyle w:val="FirstParagraph"/>
+        <w:rPr/>
+      </w:pPr>
+      <w:r>
+        <w:rPr/>
         <w:t xml:space="preserve">Powyższy schemat syntetyzuje dane z badań nad neurobiologią maltretowania, emocjonalną regulacją przywiązaniową i traumą relacyjną. </w:t>
       </w:r>
-      <w:hyperlink r:id="rId17">
+      <w:hyperlink r:id="rId19">
         <w:r>
           <w:rPr>
             <w:rStyle w:val="Hyperlink"/>
@@ -722,7 +825,7 @@
         <w:rPr/>
         <w:t xml:space="preserve">Nie istnieje jedno laboratoryjne kryterium odróżniające „prawdziwą cechę” od „schematu po traumie”, ale istnieją użyteczne kryteria robocze. Najbardziej praktyczne pytanie brzmi nie „czy to jestem ja?”, lecz „czy ta reakcja jest elastyczna, zgodna z moimi wartościami i stabilna także wtedy, gdy mój układ nerwowy jest spokojny?”. Badania nad samospójnością, mentalizacją i przywiązaniem sugerują, że trauma dziecięca wiąże się z mniejszą klarownością obrazu siebie, gorszą refleksyjnością i większym ryzykiem podejmowania decyzji pod wpływem stanu alarmowego zamiast spójnej tożsamości. </w:t>
       </w:r>
-      <w:hyperlink r:id="rId18">
+      <w:hyperlink r:id="rId20">
         <w:r>
           <w:rPr>
             <w:rStyle w:val="Hyperlink"/>
@@ -740,7 +843,7 @@
         <w:rPr/>
         <w:t xml:space="preserve">W praktyce klinicznej bardziej autentyczne decyzje mają zwykle cztery cechy. Po pierwsze, są względnie stałe także po regulacji pobudzenia; po drugie, zwiększają sprawczość bez zawężania życia; po trzecie, nie służą wyłącznie natychmiastowej redukcji wstydu, lęku lub napięcia; po czwarte, pozostają zgodne z długoterminowymi wartościami, a nie tylko z chwilową potrzebą ucieczki. To jest raczej heurystyka integrująca podejście oparte na schematach, mentalizacji i ACT niż osobny, zwalidowany test. </w:t>
       </w:r>
-      <w:hyperlink r:id="rId19">
+      <w:hyperlink r:id="rId21">
         <w:r>
           <w:rPr>
             <w:rStyle w:val="Hyperlink"/>
@@ -791,7 +894,7 @@
         <w:rPr/>
         <w:t xml:space="preserve">: pytasz, czy dana decyzja przybliża Cię do relacji, w której jest wzajemność, szacunek, przewidywalność i możliwość naprawy konfliktu. Techniki te są zgodne z metodami stosowanymi w CBT, terapii schematów, ACT i podejściach mentalizacyjnych; baza dowodowa jest najsilniejsza dla całych protokołów terapeutycznych, a słabsza dla pojedynczych mikroćwiczeń wykonywanych samodzielnie. </w:t>
       </w:r>
-      <w:hyperlink r:id="rId20">
+      <w:hyperlink r:id="rId22">
         <w:r>
           <w:rPr>
             <w:rStyle w:val="Hyperlink"/>
@@ -809,7 +912,7 @@
         <w:rPr/>
         <w:t xml:space="preserve">Szczególnie ważne jest rozpoznawanie własnych „fałszywych sygnałów zerwania”. Do takich sygnałów należą: nagły spadek ciepła po konflikcie, przekonanie „już nic nie czuję” pojawiające się wyłącznie w stanie przeciążenia, automatyczne „muszę być sama”, ostry wstyd po potrzebie bliskości, interpretowanie drobnego dystansu jako zapowiedzi porzucenia oraz odruch zrywania relacji po to, by wyprzedzić ból rozpadu. To nie dowodzi, że relacja jest dobra ani że trzeba zostać; pokazuje tylko, że ocena relacji bez regulacji pobudzenia bywa mało wiarygodna. </w:t>
       </w:r>
-      <w:hyperlink r:id="rId21">
+      <w:hyperlink r:id="rId23">
         <w:r>
           <w:rPr>
             <w:rStyle w:val="Hyperlink"/>
@@ -839,7 +942,7 @@
         <w:rPr/>
         <w:t xml:space="preserve">Najmocniejsze dowody dla dorosłych z PTSD i objawami potraumatycznymi mają terapie trauma-focused CBT, cognitive processing therapy, cognitive therapy for PTSD, prolonged exposure, narrative exposure therapy oraz EMDR. NICE zaleca dla dorosłych po ponad miesiącu od traumy przede wszystkim indywidualną terapię trauma-focused CBT, a EMDR jako terapię oferowaną po ponad trzech miesiącach przy traumie niebojowej; oba protokoły są zwykle planowane na około 8–12 sesji, ale wytyczne wyraźnie zaznaczają, że przy wielu traumach potrzeba zwykle więcej czasu. Polska literatura przeglądowa jest zgodna z tym obrazem: najlepsze dowody dotyczą terapii opartych na ekspozycji i EMDR. </w:t>
       </w:r>
-      <w:hyperlink r:id="rId22">
+      <w:hyperlink r:id="rId24">
         <w:r>
           <w:rPr>
             <w:rStyle w:val="Hyperlink"/>
@@ -857,7 +960,7 @@
         <w:rPr/>
         <w:t xml:space="preserve">W traumie złożonej po przemocy rodzicielskiej warto myśleć nie tylko kategorią „objawy PTSD”, ale także regulacji emocji, wstydu, złości, granic, przywiązania i schematów. Tutaj przydatne bywają modele fazowe, np. STAIR z późniejszym przetwarzaniem traumy. RCT u kobiet z PTSD związanym z przemocą w dzieciństwie pokazał, że sekwencja treningu regulacji i umiejętności interpersonalnych przed ekspozycją dawała więcej trwałych remisji niż sama ekspozycja lub same umiejętności, ale inne badania wskazują, że natychmiastowa terapia trauma-focused także może być dobrze tolerowana i skuteczna. Najuczciwszy wniosek brzmi więc: fazowanie jest użyteczne wtedy, gdy dysregulacja, dysocjacja lub chaos relacyjny są główną przeszkodą, lecz nie należy stabilizacji przeciągać w nieskończoność. </w:t>
       </w:r>
-      <w:hyperlink r:id="rId23">
+      <w:hyperlink r:id="rId25">
         <w:r>
           <w:rPr>
             <w:rStyle w:val="Hyperlink"/>
@@ -875,7 +978,7 @@
         <w:rPr/>
         <w:t xml:space="preserve">Terapia schematów ma sens szczególnie wtedy, gdy dominują przewlekły wstyd, poczucie wadliwości, wybieranie raniących partnerów, silne tryby „odłączonego obrońcy”, „uległego dziecka” lub „karzącego rodzica”. Systematyczne przeglądy pokazują, że terapia schematów prowadzi do poprawy objawów i samych schematów, choć duża część mocnych danych pochodzi z zaburzeń osobowości, a nie wyłącznie z cPTSD. W praktyce jest to często dobra metoda dla osób, które rozumieją już swoje objawy traumatyczne, ale nadal żyją według dawnych wzorców relacyjnych. </w:t>
       </w:r>
-      <w:hyperlink r:id="rId24">
+      <w:hyperlink r:id="rId26">
         <w:r>
           <w:rPr>
             <w:rStyle w:val="Hyperlink"/>
@@ -893,7 +996,7 @@
         <w:rPr/>
         <w:t xml:space="preserve">Podejścia skoncentrowane na emocjach i przywiązaniu mają mniej jednorodną bazę dowodową niż TF-CBT czy EMDR, ale są istotne na etapie odbudowy więzi. Meta-analizy EFT dla par wskazują na poprawę satysfakcji i utrzymywanie zmian po leczeniu, a przeglądy terapii par/familijnych dla PTSD sugerują korzyści dla nasilenia PTSD i niekiedy dla relacji, choć jakość dowodów jest niższa niż dla terapii indywidualnych. Dlatego terapia par jest zwykle najlepsza wtedy, gdy podstawowe bezpieczeństwo i zdolność do samoregulacji zostały już zbudowane. </w:t>
       </w:r>
-      <w:hyperlink r:id="rId25">
+      <w:hyperlink r:id="rId27">
         <w:r>
           <w:rPr>
             <w:rStyle w:val="Hyperlink"/>
@@ -926,7 +1029,7 @@
         <w:rPr/>
         <w:t xml:space="preserve">, nie substytut leczenia głównego. Metaanalizy sugerują, że joga, interwencje mindfulness i niektóre body- and movement-oriented interventions mogą redukować objawy PTSD i depresji, ale jakość badań jest bardziej zróżnicowana niż w przypadku terapii traumatycznych, dlatego wytyczne traktują te metody ostrożniej. Najrozsądniejsze miejsce dla nich to: poprawa interocepcji, obniżenie pobudzenia, nauka samouspokajania i odzyskiwanie bezpiecznego kontaktu z ciałem. </w:t>
       </w:r>
-      <w:hyperlink r:id="rId26">
+      <w:hyperlink r:id="rId28">
         <w:r>
           <w:rPr>
             <w:rStyle w:val="Hyperlink"/>
@@ -944,7 +1047,7 @@
         <w:rPr/>
         <w:t xml:space="preserve">Farmakoterapię warto rozważyć wtedy, gdy objawy są nasilone, osoba preferuje leczenie farmakologiczne, depresja lub lęk są na tyle ciężkie, że utrudniają psychoterapię, występują poważne zaburzenia snu albo gdy dostęp do terapii jest odroczony. NICE wskazuje SSRI, zwłaszcza sertralinę, oraz wenlafaksynę jako opcje dla dorosłych z PTSD, jeśli preferują leczenie farmakologiczne. Wytyczne VA/DoD rekomendują paroksetynę, sertralinę lub wenlafaksynę; prazosyna może pomóc w koszmarach pourazowych. Jednocześnie VA/DoD mocno odradza benzodiazepiny w PTSD z powodu braku długoterminowych korzyści i ryzyk. </w:t>
       </w:r>
-      <w:hyperlink r:id="rId27">
+      <w:hyperlink r:id="rId29">
         <w:r>
           <w:rPr>
             <w:rStyle w:val="Hyperlink"/>
@@ -984,7 +1087,7 @@
         <w:rPr/>
         <w:t xml:space="preserve"> dowody są bardziej jakościowe i nierówne metodologicznie, ale sugerują spadek izolacji, lepsze rozumienie własnych reakcji i większe poczucie wspólnoty. Najlepiej traktować grupę wsparcia jako dodatek do indywidualnej terapii, zwłaszcza jeśli dominuje wstyd i poczucie „tylko ja tak mam”. </w:t>
       </w:r>
-      <w:hyperlink r:id="rId28">
+      <w:hyperlink r:id="rId30">
         <w:r>
           <w:rPr>
             <w:rStyle w:val="Hyperlink"/>
@@ -1014,7 +1117,7 @@
         <w:rPr/>
         <w:t xml:space="preserve">Poniższy plan jest syntezą wytycznych i badań. Nie zakłada liniowego „wyleczenia”, tylko stopniowe przechodzenie od reaktywności do większej zdolności wyboru. Orientacyjne ramy czasowe wynikają z długości typowych protokołów PTSD, faktu że przy wielu traumach potrzeba więcej sesji, oraz z badań pokazujących, że zmiana bezpieczeństwa przywiązaniowego zwykle zachodzi wolniej niż redukcja samych objawów. </w:t>
       </w:r>
-      <w:hyperlink r:id="rId29">
+      <w:hyperlink r:id="rId31">
         <w:r>
           <w:rPr>
             <w:rStyle w:val="Hyperlink"/>
@@ -1317,7 +1420,7 @@
               </w:rPr>
               <w:t xml:space="preserve">wstyd, samokrytycyzm, negatywny obraz siebie, trudność w czuciu własnych potrzeb, problemy z bliskością </w:t>
             </w:r>
-            <w:hyperlink r:id="rId30">
+            <w:hyperlink r:id="rId32">
               <w:r>
                 <w:rPr>
                   <w:rStyle w:val="Hyperlink"/>
@@ -1361,7 +1464,7 @@
               </w:rPr>
               <w:t xml:space="preserve">schematy wadliwości, opuszczenia, deprywacji; spadek self-concept clarity i mentalizacji </w:t>
             </w:r>
-            <w:hyperlink r:id="rId31">
+            <w:hyperlink r:id="rId33">
               <w:r>
                 <w:rPr>
                   <w:rStyle w:val="Hyperlink"/>
@@ -1405,7 +1508,7 @@
               </w:rPr>
               <w:t xml:space="preserve">terapia schematów, TF-CBT/CPT, EMDR; trening mentalizacji jako komponent </w:t>
             </w:r>
-            <w:hyperlink r:id="rId32">
+            <w:hyperlink r:id="rId34">
               <w:r>
                 <w:rPr>
                   <w:rStyle w:val="Hyperlink"/>
@@ -1449,7 +1552,7 @@
               </w:rPr>
               <w:t xml:space="preserve">mniej automatycznego wstydu, lepsza spójność Ja, mniej decyzji z pozycji „jestem beznadziejna” </w:t>
             </w:r>
-            <w:hyperlink r:id="rId33">
+            <w:hyperlink r:id="rId35">
               <w:r>
                 <w:rPr>
                   <w:rStyle w:val="Hyperlink"/>
@@ -1493,7 +1596,7 @@
               </w:rPr>
               <w:t xml:space="preserve">zwykle miesiące; przy złożonych schematach często 6–18 mies. jako synteza badań i wytycznych </w:t>
             </w:r>
-            <w:hyperlink r:id="rId34">
+            <w:hyperlink r:id="rId36">
               <w:r>
                 <w:rPr>
                   <w:rStyle w:val="Hyperlink"/>
@@ -1571,7 +1674,7 @@
               </w:rPr>
               <w:t xml:space="preserve">nadmierna czujność, szybka mobilizacja obronna, impulsywność, czasem agresja lub gwałtowne wycofanie </w:t>
             </w:r>
-            <w:hyperlink r:id="rId35">
+            <w:hyperlink r:id="rId37">
               <w:r>
                 <w:rPr>
                   <w:rStyle w:val="Hyperlink"/>
@@ -1615,7 +1718,7 @@
               </w:rPr>
               <w:t xml:space="preserve">uczenie alarmowe, ciało jako miejsce zagrożenia, przewidywanie bólu w konflikcie </w:t>
             </w:r>
-            <w:hyperlink r:id="rId36">
+            <w:hyperlink r:id="rId38">
               <w:r>
                 <w:rPr>
                   <w:rStyle w:val="Hyperlink"/>
@@ -1659,7 +1762,7 @@
               </w:rPr>
               <w:t xml:space="preserve">PE/CPT/CT-PTSD/EMDR; interwencje regulacyjne i praca z ciałem jako dodatki </w:t>
             </w:r>
-            <w:hyperlink r:id="rId37">
+            <w:hyperlink r:id="rId39">
               <w:r>
                 <w:rPr>
                   <w:rStyle w:val="Hyperlink"/>
@@ -1703,7 +1806,7 @@
               </w:rPr>
               <w:t xml:space="preserve">spadek reaktywności, lepsze odróżnianie konfliktu od przemocy, większa tolerancja napięcia </w:t>
             </w:r>
-            <w:hyperlink r:id="rId38">
+            <w:hyperlink r:id="rId40">
               <w:r>
                 <w:rPr>
                   <w:rStyle w:val="Hyperlink"/>
@@ -1747,7 +1850,7 @@
               </w:rPr>
               <w:t xml:space="preserve">pierwsza poprawa objawów często 8–12+ sesji; dłużej przy wielokrotnej traumie </w:t>
             </w:r>
-            <w:hyperlink r:id="rId39">
+            <w:hyperlink r:id="rId41">
               <w:r>
                 <w:rPr>
                   <w:rStyle w:val="Hyperlink"/>
@@ -1825,7 +1928,7 @@
               </w:rPr>
               <w:t xml:space="preserve">cPTSD, problemy z relacjami, poczucie że bliskość i zależność są niebezpieczne, trudność w zaufaniu komukolwiek </w:t>
             </w:r>
-            <w:hyperlink r:id="rId40">
+            <w:hyperlink r:id="rId42">
               <w:r>
                 <w:rPr>
                   <w:rStyle w:val="Hyperlink"/>
@@ -1869,7 +1972,7 @@
               </w:rPr>
               <w:t xml:space="preserve">skumulowane ACEs, brak bezpiecznej figury regulacyjnej, dezorganizacja przywiązania </w:t>
             </w:r>
-            <w:hyperlink r:id="rId41">
+            <w:hyperlink r:id="rId43">
               <w:r>
                 <w:rPr>
                   <w:rStyle w:val="Hyperlink"/>
@@ -1913,7 +2016,7 @@
               </w:rPr>
               <w:t xml:space="preserve">często model fazowy: bezpieczeństwo i regulacja → przetwarzanie traumy → integracja relacyjna </w:t>
             </w:r>
-            <w:hyperlink r:id="rId42">
+            <w:hyperlink r:id="rId44">
               <w:r>
                 <w:rPr>
                   <w:rStyle w:val="Hyperlink"/>
@@ -1957,7 +2060,7 @@
               </w:rPr>
               <w:t xml:space="preserve">mniej chaosu relacyjnego, wzrost zaufania do siebie i innych, większa pojemność na bliskość bez paniki lub odcięcia </w:t>
             </w:r>
-            <w:hyperlink r:id="rId43">
+            <w:hyperlink r:id="rId45">
               <w:r>
                 <w:rPr>
                   <w:rStyle w:val="Hyperlink"/>
@@ -2001,7 +2104,7 @@
               </w:rPr>
               <w:t xml:space="preserve">częściej dłuższa praca; orientacyjnie 9–24 mies., czasem więcej </w:t>
             </w:r>
-            <w:hyperlink r:id="rId44">
+            <w:hyperlink r:id="rId46">
               <w:r>
                 <w:rPr>
                   <w:rStyle w:val="Hyperlink"/>
@@ -2079,7 +2182,7 @@
               </w:rPr>
               <w:t xml:space="preserve">obawa przed rozpadem związku, nadinterpretacja dystansu, ruminacje, „protest” po oddaleniu partnera </w:t>
             </w:r>
-            <w:hyperlink r:id="rId45">
+            <w:hyperlink r:id="rId47">
               <w:r>
                 <w:rPr>
                   <w:rStyle w:val="Hyperlink"/>
@@ -2123,7 +2226,7 @@
               </w:rPr>
               <w:t xml:space="preserve">hiperaktywacja systemu przywiązania i skupienie uwagi na sygnałach odrzucenia </w:t>
             </w:r>
-            <w:hyperlink r:id="rId46">
+            <w:hyperlink r:id="rId48">
               <w:r>
                 <w:rPr>
                   <w:rStyle w:val="Hyperlink"/>
@@ -2167,7 +2270,7 @@
               </w:rPr>
               <w:t xml:space="preserve">CBT/CPT, regulacja emocji, praca nad schematem opuszczenia, ograniczanie reassurance-seeking; później terapia par jeśli relacja jest bezpieczna </w:t>
             </w:r>
-            <w:hyperlink r:id="rId47">
+            <w:hyperlink r:id="rId49">
               <w:r>
                 <w:rPr>
                   <w:rStyle w:val="Hyperlink"/>
@@ -2211,7 +2314,7 @@
               </w:rPr>
               <w:t xml:space="preserve">spadek paniki separacyjnej, mniej ruminacji, większa zdolność do proszenia o bliskość wprost </w:t>
             </w:r>
-            <w:hyperlink r:id="rId48">
+            <w:hyperlink r:id="rId50">
               <w:r>
                 <w:rPr>
                   <w:rStyle w:val="Hyperlink"/>
@@ -2255,7 +2358,7 @@
               </w:rPr>
               <w:t xml:space="preserve">zwykle 3–9 mies. na pierwszą stabilizację; głębsza zmiana dłużej </w:t>
             </w:r>
-            <w:hyperlink r:id="rId49">
+            <w:hyperlink r:id="rId51">
               <w:r>
                 <w:rPr>
                   <w:rStyle w:val="Hyperlink"/>
@@ -2333,7 +2436,7 @@
               </w:rPr>
               <w:t xml:space="preserve">chęć bycia samej, wycofanie po konflikcie, nadmierna samowystarczalność, zrywanie relacji dla odzyskania kontroli </w:t>
             </w:r>
-            <w:hyperlink r:id="rId50">
+            <w:hyperlink r:id="rId52">
               <w:r>
                 <w:rPr>
                   <w:rStyle w:val="Hyperlink"/>
@@ -2377,7 +2480,7 @@
               </w:rPr>
               <w:t xml:space="preserve">dezaktywacja systemu przywiązania, supresja emocji, dystans jako regulator przeciążenia </w:t>
             </w:r>
-            <w:hyperlink r:id="rId51">
+            <w:hyperlink r:id="rId53">
               <w:r>
                 <w:rPr>
                   <w:rStyle w:val="Hyperlink"/>
@@ -2421,7 +2524,7 @@
               </w:rPr>
               <w:t xml:space="preserve">terapia ukierunkowana na emocje i przywiązanie, terapia schematów, stopniowe ćwiczenia ujawniania potrzeb i granic bez przeciążenia </w:t>
             </w:r>
-            <w:hyperlink r:id="rId52">
+            <w:hyperlink r:id="rId54">
               <w:r>
                 <w:rPr>
                   <w:rStyle w:val="Hyperlink"/>
@@ -2465,7 +2568,7 @@
               </w:rPr>
               <w:t xml:space="preserve">lepszy kontakt z uczuciami bez zalania, większa zdolność pozostania w relacji po sporze, mniej automatycznych zerwań </w:t>
             </w:r>
-            <w:hyperlink r:id="rId53">
+            <w:hyperlink r:id="rId55">
               <w:r>
                 <w:rPr>
                   <w:rStyle w:val="Hyperlink"/>
@@ -2509,7 +2612,7 @@
               </w:rPr>
               <w:t xml:space="preserve">zwykle wolniej niż przy samym lęku; często 6–18 mies. </w:t>
             </w:r>
-            <w:hyperlink r:id="rId54">
+            <w:hyperlink r:id="rId56">
               <w:r>
                 <w:rPr>
                   <w:rStyle w:val="Hyperlink"/>
@@ -2587,7 +2690,7 @@
               </w:rPr>
               <w:t xml:space="preserve">odrętwienie, „nic nie czuję”, pustka, chęć zniknięcia, czasem fragmentaryczna pamięć rozmowy </w:t>
             </w:r>
-            <w:hyperlink r:id="rId55">
+            <w:hyperlink r:id="rId57">
               <w:r>
                 <w:rPr>
                   <w:rStyle w:val="Hyperlink"/>
@@ -2631,7 +2734,7 @@
               </w:rPr>
               <w:t xml:space="preserve">dysocjacja lub obronne odłączenie przy przeciążeniu układu nerwowego </w:t>
             </w:r>
-            <w:hyperlink r:id="rId56">
+            <w:hyperlink r:id="rId58">
               <w:r>
                 <w:rPr>
                   <w:rStyle w:val="Hyperlink"/>
@@ -2675,7 +2778,7 @@
               </w:rPr>
               <w:t xml:space="preserve">regulacja przed rozmową, przerwy naprawcze, EMDR/TF-CBT przy traumie, trening interocepcji i mindfulness jako dodatki </w:t>
             </w:r>
-            <w:hyperlink r:id="rId57">
+            <w:hyperlink r:id="rId59">
               <w:r>
                 <w:rPr>
                   <w:rStyle w:val="Hyperlink"/>
@@ -2719,7 +2822,7 @@
               </w:rPr>
               <w:t xml:space="preserve">szybszy powrót do kontaktu ze sobą, mniej „fałszywych decyzji końcowych” podejmowanych w shut-downie </w:t>
             </w:r>
-            <w:hyperlink r:id="rId58">
+            <w:hyperlink r:id="rId60">
               <w:r>
                 <w:rPr>
                   <w:rStyle w:val="Hyperlink"/>
@@ -2763,7 +2866,7 @@
               </w:rPr>
               <w:t xml:space="preserve">tygodnie do miesięcy dla poprawy regulacji; trauma processing zwykle dłużej </w:t>
             </w:r>
-            <w:hyperlink r:id="rId59">
+            <w:hyperlink r:id="rId61">
               <w:r>
                 <w:rPr>
                   <w:rStyle w:val="Hyperlink"/>
@@ -2841,7 +2944,7 @@
               </w:rPr>
               <w:t xml:space="preserve">objawy PTSD/cPTSD, schematy, samoocena, relacje </w:t>
             </w:r>
-            <w:hyperlink r:id="rId60">
+            <w:hyperlink r:id="rId62">
               <w:r>
                 <w:rPr>
                   <w:rStyle w:val="Hyperlink"/>
@@ -2885,7 +2988,7 @@
               </w:rPr>
               <w:t xml:space="preserve">zmiana pamięci traumatycznej, znaczenia, unikania i regulacji emocji </w:t>
             </w:r>
-            <w:hyperlink r:id="rId61">
+            <w:hyperlink r:id="rId63">
               <w:r>
                 <w:rPr>
                   <w:rStyle w:val="Hyperlink"/>
@@ -2929,7 +3032,7 @@
               </w:rPr>
               <w:t xml:space="preserve">TF-CBT/CPT/PE/CT-PTSD/NET, EMDR; adaptacja do wielu traum, dissocjacji i potrzeb relacyjnych </w:t>
             </w:r>
-            <w:hyperlink r:id="rId62">
+            <w:hyperlink r:id="rId64">
               <w:r>
                 <w:rPr>
                   <w:rStyle w:val="Hyperlink"/>
@@ -2973,7 +3076,7 @@
               </w:rPr>
               <w:t xml:space="preserve">redukcja objawów, odbudowa funkcjonowania, poprawa zdolności do bliskości i autonomii </w:t>
             </w:r>
-            <w:hyperlink r:id="rId63">
+            <w:hyperlink r:id="rId65">
               <w:r>
                 <w:rPr>
                   <w:rStyle w:val="Hyperlink"/>
@@ -3017,7 +3120,7 @@
               </w:rPr>
               <w:t xml:space="preserve">typowo 8–12+ sesji; więcej przy złożonej traumie </w:t>
             </w:r>
-            <w:hyperlink r:id="rId64">
+            <w:hyperlink r:id="rId66">
               <w:r>
                 <w:rPr>
                   <w:rStyle w:val="Hyperlink"/>
@@ -3095,7 +3198,7 @@
               </w:rPr>
               <w:t xml:space="preserve">napięcie ciała, bezsenność, odcięcie od sygnałów z ciała, izolacja </w:t>
             </w:r>
-            <w:hyperlink r:id="rId65">
+            <w:hyperlink r:id="rId67">
               <w:r>
                 <w:rPr>
                   <w:rStyle w:val="Hyperlink"/>
@@ -3139,7 +3242,7 @@
               </w:rPr>
               <w:t xml:space="preserve">zaburzona interocepcja i utrwalone pobudzenie lub odrętwienie </w:t>
             </w:r>
-            <w:hyperlink r:id="rId66">
+            <w:hyperlink r:id="rId68">
               <w:r>
                 <w:rPr>
                   <w:rStyle w:val="Hyperlink"/>
@@ -3183,7 +3286,7 @@
               </w:rPr>
               <w:t xml:space="preserve">joga, mindfulness, ćwiczenia, grupa wsparcia; ewentualnie CBT-I przy bezsenności </w:t>
             </w:r>
-            <w:hyperlink r:id="rId67">
+            <w:hyperlink r:id="rId69">
               <w:r>
                 <w:rPr>
                   <w:rStyle w:val="Hyperlink"/>
@@ -3227,7 +3330,7 @@
               </w:rPr>
               <w:t xml:space="preserve">poprawa uziemienia, snu, tolerancji emocji i poczucia wspólnoty; zwykle efekt pomocniczy, nie wystarczający samodzielnie </w:t>
             </w:r>
-            <w:hyperlink r:id="rId68">
+            <w:hyperlink r:id="rId70">
               <w:r>
                 <w:rPr>
                   <w:rStyle w:val="Hyperlink"/>
@@ -3271,7 +3374,7 @@
               </w:rPr>
               <w:t xml:space="preserve">8–12 tyg. dla pierwszych zmian; jako dodatek długofalowo </w:t>
             </w:r>
-            <w:hyperlink r:id="rId69">
+            <w:hyperlink r:id="rId71">
               <w:r>
                 <w:rPr>
                   <w:rStyle w:val="Hyperlink"/>
@@ -3308,7 +3411,7 @@
         <w:rPr/>
         <w:t xml:space="preserve"> to bezpieczeństwo i diagnoza robocza: ocena aktualnego zagrożenia, samouszkodzeń, uzależnień, przemocy w bieżących relacjach, nasilenia PTSD/cPTSD, depresji, lęku, dysocjacji i snu. Jeśli depresja jest tak ciężka, że blokuje terapię urazu albo pojawia się ryzyko zrobienia sobie krzywdy, najpierw trzeba ustabilizować ten poziom. NICE podkreśla też, że przy cPTSD trzeba doliczyć czas na budowanie zaufania, rozwiązanie barier angażowania się w terapię i zaplanowanie wsparcia po zakończeniu leczenia. </w:t>
       </w:r>
-      <w:hyperlink r:id="rId70">
+      <w:hyperlink r:id="rId72">
         <w:r>
           <w:rPr>
             <w:rStyle w:val="Hyperlink"/>
@@ -3333,7 +3436,7 @@
         <w:rPr/>
         <w:t xml:space="preserve"> to regulacja i mapa wzorców. Celem nie jest „nauczyć się nie czuć”, ale zwiększyć tolerancję na uczucia bez natychmiastowej ucieczki albo zalania. Tu zwykle pracuje się nad nazwaniem triggerów, sygnałów z ciała, sekwencji konfliktowej, różnicą między potrzebą a impulsem oraz nad rozpoznaniem trybów/schematów. Jeśli dominują koszmary, ciężki bezsenność, silny lęk lub depresja, równolegle można rozważyć leczenie wspomagające; przy insomnia VA/DoD rekomenduje CBT-I, a przy samych koszmarach rozważa prazosynę. </w:t>
       </w:r>
-      <w:hyperlink r:id="rId71">
+      <w:hyperlink r:id="rId73">
         <w:r>
           <w:rPr>
             <w:rStyle w:val="Hyperlink"/>
@@ -3358,7 +3461,7 @@
         <w:rPr/>
         <w:t xml:space="preserve"> to przetwarzanie traumy. Dla części osób będzie to EMDR, dla części CPT, PE, CT-PTSD albo inna manualizowana terapia traumatyczna. Kluczowe jest tu przepisanie znaczeń: „to, że byłam źle traktowana, nie znaczy, że byłam zła”; „konflikt nie równa się zagrożeniu życia”; „potrzeba bliskości nie jest słabością”. Jeśli terapia zatrzymuje się miesiącami wyłącznie na stabilizacji bez dotykania wspomnień, znaczeń i unikania, warto sprawdzić, czy nie utrwala się terapeutycznie usankcjonowana forma ucieczki. </w:t>
       </w:r>
-      <w:hyperlink r:id="rId72">
+      <w:hyperlink r:id="rId74">
         <w:r>
           <w:rPr>
             <w:rStyle w:val="Hyperlink"/>
@@ -3383,7 +3486,7 @@
         <w:rPr/>
         <w:t xml:space="preserve"> to integracja tożsamości i przywiązania. Tutaj pojawia się pytanie „kim jestem, kiedy nie rządzi mną dawny alarm?”. Praca obejmuje odróżnianie autentycznych preferencji od reakcji obronnych, tolerowanie ambiwalencji, ćwiczenie granic bez zrywania więzi oraz budowanie obrazu siebie, który nie opiera się na wstydzie i przewidywanym odrzuceniu. Zmiana przywiązania w psychoterapii jest możliwa; metaanalizy i badania procesowe sugerują wzrost bezpieczeństwa przywiązaniowego i spadek lęku po skutecznej terapii. </w:t>
       </w:r>
-      <w:hyperlink r:id="rId73">
+      <w:hyperlink r:id="rId75">
         <w:r>
           <w:rPr>
             <w:rStyle w:val="Hyperlink"/>
@@ -3408,7 +3511,7 @@
         <w:rPr/>
         <w:t xml:space="preserve"> to trening zdrowego związku. W praktyce oznacza to: wolniejsze tempo wchodzenia w bliskość, obserwowanie zgodności słów i czynów partnera, wprowadzanie napraw po konflikcie, odkładanie decyzji o zerwaniu do momentu wyregulowania, jawne mówienie o potrzebach i granicach, uczenie się bycia w relacji bez nadmonitorowania i bez odcinania. Jeśli relacja jest bezpieczna, a problemem pozostają wzorce przywiązaniowe i rany relacyjne, terapia par może być bardzo użyteczna. </w:t>
       </w:r>
-      <w:hyperlink r:id="rId74">
+      <w:hyperlink r:id="rId76">
         <w:r>
           <w:rPr>
             <w:rStyle w:val="Hyperlink"/>
@@ -3514,7 +3617,7 @@
         <w:rPr/>
         <w:t xml:space="preserve">. Jeśli występują epizody odcięcia, amnezji, „nierealności”, przydatny bywa także kwestionariusz dysocjacji. Najważniejsze nie jest pojedyncze badanie, tylko trend: czy maleje reaktivność, unikanie, ruminacja i liczba decyzji podejmowanych w stanie alarmowym. </w:t>
       </w:r>
-      <w:hyperlink r:id="rId75">
+      <w:hyperlink r:id="rId77">
         <w:r>
           <w:rPr>
             <w:rStyle w:val="Hyperlink"/>
@@ -3541,7 +3644,7 @@
             <wp:extent cx="6040755" cy="1019810"/>
             <wp:effectExtent l="0" t="0" r="0" b="0"/>
             <wp:wrapSquare wrapText="largest"/>
-            <wp:docPr id="1" name="Picture" descr="Rendered Mermaid diagram 2"/>
+            <wp:docPr id="3" name="Picture" descr="Rendered Mermaid diagram 2"/>
             <wp:cNvGraphicFramePr>
               <a:graphicFrameLocks xmlns:a="http://schemas.openxmlformats.org/drawingml/2006/main" noChangeAspect="1"/>
             </wp:cNvGraphicFramePr>
@@ -3549,13 +3652,13 @@
               <a:graphicData uri="http://schemas.openxmlformats.org/drawingml/2006/picture">
                 <pic:pic xmlns:pic="http://schemas.openxmlformats.org/drawingml/2006/picture">
                   <pic:nvPicPr>
-                    <pic:cNvPr id="1" name="Picture" descr="Rendered Mermaid diagram 2"/>
+                    <pic:cNvPr id="3" name="Picture" descr="Rendered Mermaid diagram 2"/>
                     <pic:cNvPicPr>
                       <a:picLocks noChangeAspect="1" noChangeArrowheads="1"/>
                     </pic:cNvPicPr>
                   </pic:nvPicPr>
                   <pic:blipFill>
-                    <a:blip r:embed="rId76"/>
+                    <a:blip r:embed="rId78"/>
                     <a:srcRect l="2741" t="12531" r="5984" b="21730"/>
                     <a:stretch>
                       <a:fillRect/>
@@ -3581,7 +3684,7 @@
         <w:rPr/>
         <w:t xml:space="preserve">Najczęstsze przeszkody to wstyd, unikanie, zrywanie terapii przy pierwszym dotknięciu bólu, idealizowanie samowystarczalności, niski dostęp do specjalistów i obawa przed stygmatyzacją. W metaanalizach drop-out z terapii PTSD jest istotny, zwłaszcza w terapiach trauma-focused, a sojusz terapeutyczny konsekwentnie przewiduje lepszy wynik. To znaczy, że dobór terapeuty, możliwość omawiania oporu, przewidywalność sesji i aktywne monitorowanie przeciążenia są równie ważne jak sama technika. Jeśli barierą jest dostęp, teleterapia dla PTSD ma wyniki zbliżone do pracy twarzą w twarz. </w:t>
       </w:r>
-      <w:hyperlink r:id="rId77">
+      <w:hyperlink r:id="rId79">
         <w:r>
           <w:rPr>
             <w:rStyle w:val="Hyperlink"/>
@@ -3638,7 +3741,7 @@
         <w:rPr/>
         <w:t xml:space="preserve">Ta oś czasu jest z konieczności orientacyjna. Wytyczne PTSD mówią o 8–12 sesjach dla wielu protokołów, ale jednocześnie wyraźnie zaznaczają potrzebę większej liczby sesji przy wielokrotnych traumach i cPTSD; badania nad zmianą przywiązania pokazują zaś, że głębsza reorganizacja relacyjna bywa wolniejsza niż redukcja objawów. </w:t>
       </w:r>
-      <w:hyperlink r:id="rId78">
+      <w:hyperlink r:id="rId80">
         <w:r>
           <w:rPr>
             <w:rStyle w:val="Hyperlink"/>
@@ -3667,7 +3770,7 @@
         <w:rPr/>
         <w:t xml:space="preserve">. W dobrze prowadzonej terapii celem nie jest usunięcie potrzeby bliskości ani wymuszenie zależności, tylko zbudowanie zdolności do bliskości bez paniki i autonomii bez odcięcia. </w:t>
       </w:r>
-      <w:hyperlink r:id="rId79">
+      <w:hyperlink r:id="rId81">
         <w:r>
           <w:rPr>
             <w:rStyle w:val="Hyperlink"/>
@@ -3695,7 +3798,7 @@
         <w:ind w:hanging="0" w:left="0"/>
         <w:rPr/>
       </w:pPr>
-      <w:hyperlink r:id="rId80">
+      <w:hyperlink r:id="rId82">
         <w:bookmarkStart w:id="9" w:name="citations"/>
         <w:r>
           <w:rPr>
@@ -3714,7 +3817,7 @@
         <w:pStyle w:val="BodyText"/>
         <w:rPr/>
       </w:pPr>
-      <w:hyperlink r:id="rId81">
+      <w:hyperlink r:id="rId83">
         <w:r>
           <w:rPr>
             <w:rStyle w:val="Hyperlink"/>
@@ -3728,7 +3831,7 @@
         <w:pStyle w:val="BodyText"/>
         <w:rPr/>
       </w:pPr>
-      <w:hyperlink r:id="rId82">
+      <w:hyperlink r:id="rId84">
         <w:r>
           <w:rPr>
             <w:rStyle w:val="Hyperlink"/>
@@ -3746,7 +3849,7 @@
         <w:pStyle w:val="BodyText"/>
         <w:rPr/>
       </w:pPr>
-      <w:hyperlink r:id="rId83">
+      <w:hyperlink r:id="rId85">
         <w:r>
           <w:rPr>
             <w:rStyle w:val="Hyperlink"/>
@@ -3760,7 +3863,7 @@
         <w:pStyle w:val="BodyText"/>
         <w:rPr/>
       </w:pPr>
-      <w:hyperlink r:id="rId84">
+      <w:hyperlink r:id="rId86">
         <w:r>
           <w:rPr>
             <w:rStyle w:val="Hyperlink"/>
@@ -3772,7 +3875,7 @@
         <w:rPr/>
         <w:t xml:space="preserve"> </w:t>
       </w:r>
-      <w:hyperlink r:id="rId85">
+      <w:hyperlink r:id="rId87">
         <w:r>
           <w:rPr>
             <w:rStyle w:val="Hyperlink"/>
@@ -3784,7 +3887,7 @@
         <w:rPr/>
         <w:t xml:space="preserve"> </w:t>
       </w:r>
-      <w:hyperlink r:id="rId86">
+      <w:hyperlink r:id="rId88">
         <w:r>
           <w:rPr>
             <w:rStyle w:val="Hyperlink"/>
@@ -3802,7 +3905,7 @@
         <w:pStyle w:val="BodyText"/>
         <w:rPr/>
       </w:pPr>
-      <w:hyperlink r:id="rId87">
+      <w:hyperlink r:id="rId89">
         <w:r>
           <w:rPr>
             <w:rStyle w:val="Hyperlink"/>
@@ -3816,7 +3919,7 @@
         <w:pStyle w:val="BodyText"/>
         <w:rPr/>
       </w:pPr>
-      <w:hyperlink r:id="rId88">
+      <w:hyperlink r:id="rId90">
         <w:r>
           <w:rPr>
             <w:rStyle w:val="Hyperlink"/>
@@ -3828,7 +3931,7 @@
         <w:rPr/>
         <w:t xml:space="preserve"> </w:t>
       </w:r>
-      <w:hyperlink r:id="rId89">
+      <w:hyperlink r:id="rId91">
         <w:r>
           <w:rPr>
             <w:rStyle w:val="Hyperlink"/>
@@ -3840,7 +3943,7 @@
         <w:rPr/>
         <w:t xml:space="preserve"> </w:t>
       </w:r>
-      <w:hyperlink r:id="rId90">
+      <w:hyperlink r:id="rId92">
         <w:r>
           <w:rPr>
             <w:rStyle w:val="Hyperlink"/>
@@ -3852,7 +3955,7 @@
         <w:rPr/>
         <w:t xml:space="preserve"> </w:t>
       </w:r>
-      <w:hyperlink r:id="rId91">
+      <w:hyperlink r:id="rId93">
         <w:r>
           <w:rPr>
             <w:rStyle w:val="Hyperlink"/>
@@ -3864,7 +3967,7 @@
         <w:rPr/>
         <w:t xml:space="preserve"> </w:t>
       </w:r>
-      <w:hyperlink r:id="rId92">
+      <w:hyperlink r:id="rId94">
         <w:r>
           <w:rPr>
             <w:rStyle w:val="Hyperlink"/>
@@ -3876,7 +3979,7 @@
         <w:rPr/>
         <w:t xml:space="preserve"> </w:t>
       </w:r>
-      <w:hyperlink r:id="rId93">
+      <w:hyperlink r:id="rId95">
         <w:r>
           <w:rPr>
             <w:rStyle w:val="Hyperlink"/>
@@ -3888,7 +3991,7 @@
         <w:rPr/>
         <w:t xml:space="preserve"> </w:t>
       </w:r>
-      <w:hyperlink r:id="rId94">
+      <w:hyperlink r:id="rId96">
         <w:r>
           <w:rPr>
             <w:rStyle w:val="Hyperlink"/>
@@ -3900,7 +4003,7 @@
         <w:rPr/>
         <w:t xml:space="preserve"> </w:t>
       </w:r>
-      <w:hyperlink r:id="rId95">
+      <w:hyperlink r:id="rId97">
         <w:r>
           <w:rPr>
             <w:rStyle w:val="Hyperlink"/>
@@ -3912,7 +4015,7 @@
         <w:rPr/>
         <w:t xml:space="preserve"> </w:t>
       </w:r>
-      <w:hyperlink r:id="rId96">
+      <w:hyperlink r:id="rId98">
         <w:r>
           <w:rPr>
             <w:rStyle w:val="Hyperlink"/>
@@ -3924,7 +4027,7 @@
         <w:rPr/>
         <w:t xml:space="preserve"> </w:t>
       </w:r>
-      <w:hyperlink r:id="rId97">
+      <w:hyperlink r:id="rId99">
         <w:r>
           <w:rPr>
             <w:rStyle w:val="Hyperlink"/>
@@ -3936,7 +4039,7 @@
         <w:rPr/>
         <w:t xml:space="preserve"> </w:t>
       </w:r>
-      <w:hyperlink r:id="rId98">
+      <w:hyperlink r:id="rId100">
         <w:r>
           <w:rPr>
             <w:rStyle w:val="Hyperlink"/>
@@ -3948,7 +4051,7 @@
         <w:rPr/>
         <w:t xml:space="preserve"> </w:t>
       </w:r>
-      <w:hyperlink r:id="rId99">
+      <w:hyperlink r:id="rId101">
         <w:r>
           <w:rPr>
             <w:rStyle w:val="Hyperlink"/>
@@ -3960,7 +4063,7 @@
         <w:rPr/>
         <w:t xml:space="preserve"> </w:t>
       </w:r>
-      <w:hyperlink r:id="rId100">
+      <w:hyperlink r:id="rId102">
         <w:r>
           <w:rPr>
             <w:rStyle w:val="Hyperlink"/>
@@ -3972,7 +4075,7 @@
         <w:rPr/>
         <w:t xml:space="preserve"> </w:t>
       </w:r>
-      <w:hyperlink r:id="rId101">
+      <w:hyperlink r:id="rId103">
         <w:r>
           <w:rPr>
             <w:rStyle w:val="Hyperlink"/>
@@ -3984,7 +4087,7 @@
         <w:rPr/>
         <w:t xml:space="preserve"> </w:t>
       </w:r>
-      <w:hyperlink r:id="rId102">
+      <w:hyperlink r:id="rId104">
         <w:r>
           <w:rPr>
             <w:rStyle w:val="Hyperlink"/>
@@ -4002,7 +4105,7 @@
         <w:pStyle w:val="BodyText"/>
         <w:rPr/>
       </w:pPr>
-      <w:hyperlink r:id="rId103">
+      <w:hyperlink r:id="rId105">
         <w:r>
           <w:rPr>
             <w:rStyle w:val="Hyperlink"/>
@@ -4016,7 +4119,7 @@
         <w:pStyle w:val="BodyText"/>
         <w:rPr/>
       </w:pPr>
-      <w:hyperlink r:id="rId104">
+      <w:hyperlink r:id="rId106">
         <w:r>
           <w:rPr>
             <w:rStyle w:val="Hyperlink"/>
@@ -4028,7 +4131,7 @@
         <w:rPr/>
         <w:t xml:space="preserve"> </w:t>
       </w:r>
-      <w:hyperlink r:id="rId105">
+      <w:hyperlink r:id="rId107">
         <w:r>
           <w:rPr>
             <w:rStyle w:val="Hyperlink"/>
@@ -4040,7 +4143,7 @@
         <w:rPr/>
         <w:t xml:space="preserve"> </w:t>
       </w:r>
-      <w:hyperlink r:id="rId106">
+      <w:hyperlink r:id="rId108">
         <w:r>
           <w:rPr>
             <w:rStyle w:val="Hyperlink"/>
@@ -4052,7 +4155,7 @@
         <w:rPr/>
         <w:t xml:space="preserve"> </w:t>
       </w:r>
-      <w:hyperlink r:id="rId107">
+      <w:hyperlink r:id="rId109">
         <w:r>
           <w:rPr>
             <w:rStyle w:val="Hyperlink"/>
@@ -4064,7 +4167,7 @@
         <w:rPr/>
         <w:t xml:space="preserve"> </w:t>
       </w:r>
-      <w:hyperlink r:id="rId108">
+      <w:hyperlink r:id="rId110">
         <w:r>
           <w:rPr>
             <w:rStyle w:val="Hyperlink"/>
@@ -4076,7 +4179,7 @@
         <w:rPr/>
         <w:t xml:space="preserve"> </w:t>
       </w:r>
-      <w:hyperlink r:id="rId109">
+      <w:hyperlink r:id="rId111">
         <w:r>
           <w:rPr>
             <w:rStyle w:val="Hyperlink"/>
@@ -4094,7 +4197,7 @@
         <w:pStyle w:val="BodyText"/>
         <w:rPr/>
       </w:pPr>
-      <w:hyperlink r:id="rId110">
+      <w:hyperlink r:id="rId112">
         <w:r>
           <w:rPr>
             <w:rStyle w:val="Hyperlink"/>
@@ -4108,7 +4211,7 @@
         <w:pStyle w:val="BodyText"/>
         <w:rPr/>
       </w:pPr>
-      <w:hyperlink r:id="rId111">
+      <w:hyperlink r:id="rId113">
         <w:r>
           <w:rPr>
             <w:rStyle w:val="Hyperlink"/>
@@ -4120,7 +4223,7 @@
         <w:rPr/>
         <w:t xml:space="preserve"> </w:t>
       </w:r>
-      <w:hyperlink r:id="rId112">
+      <w:hyperlink r:id="rId114">
         <w:r>
           <w:rPr>
             <w:rStyle w:val="Hyperlink"/>
@@ -4138,7 +4241,7 @@
         <w:pStyle w:val="BodyText"/>
         <w:rPr/>
       </w:pPr>
-      <w:hyperlink r:id="rId113">
+      <w:hyperlink r:id="rId115">
         <w:r>
           <w:rPr>
             <w:rStyle w:val="Hyperlink"/>
@@ -4152,7 +4255,7 @@
         <w:pStyle w:val="BodyText"/>
         <w:rPr/>
       </w:pPr>
-      <w:hyperlink r:id="rId114">
+      <w:hyperlink r:id="rId116">
         <w:r>
           <w:rPr>
             <w:rStyle w:val="Hyperlink"/>
@@ -4164,7 +4267,7 @@
         <w:rPr/>
         <w:t xml:space="preserve"> </w:t>
       </w:r>
-      <w:hyperlink r:id="rId115">
+      <w:hyperlink r:id="rId117">
         <w:r>
           <w:rPr>
             <w:rStyle w:val="Hyperlink"/>
@@ -4182,7 +4285,7 @@
         <w:pStyle w:val="BodyText"/>
         <w:rPr/>
       </w:pPr>
-      <w:hyperlink r:id="rId116">
+      <w:hyperlink r:id="rId118">
         <w:r>
           <w:rPr>
             <w:rStyle w:val="Hyperlink"/>
@@ -4196,7 +4299,7 @@
         <w:pStyle w:val="BodyText"/>
         <w:rPr/>
       </w:pPr>
-      <w:hyperlink r:id="rId117">
+      <w:hyperlink r:id="rId119">
         <w:r>
           <w:rPr>
             <w:rStyle w:val="Hyperlink"/>
@@ -4208,7 +4311,7 @@
         <w:rPr/>
         <w:t xml:space="preserve"> </w:t>
       </w:r>
-      <w:hyperlink r:id="rId118">
+      <w:hyperlink r:id="rId120">
         <w:r>
           <w:rPr>
             <w:rStyle w:val="Hyperlink"/>
@@ -4226,7 +4329,7 @@
         <w:pStyle w:val="BodyText"/>
         <w:rPr/>
       </w:pPr>
-      <w:hyperlink r:id="rId119">
+      <w:hyperlink r:id="rId121">
         <w:r>
           <w:rPr>
             <w:rStyle w:val="Hyperlink"/>
@@ -4240,7 +4343,7 @@
         <w:pStyle w:val="BodyText"/>
         <w:rPr/>
       </w:pPr>
-      <w:hyperlink r:id="rId120">
+      <w:hyperlink r:id="rId122">
         <w:r>
           <w:rPr>
             <w:rStyle w:val="Hyperlink"/>
@@ -4252,7 +4355,7 @@
         <w:rPr/>
         <w:t xml:space="preserve"> </w:t>
       </w:r>
-      <w:hyperlink r:id="rId121">
+      <w:hyperlink r:id="rId123">
         <w:r>
           <w:rPr>
             <w:rStyle w:val="Hyperlink"/>
@@ -4264,7 +4367,7 @@
         <w:rPr/>
         <w:t xml:space="preserve"> </w:t>
       </w:r>
-      <w:hyperlink r:id="rId122">
+      <w:hyperlink r:id="rId124">
         <w:r>
           <w:rPr>
             <w:rStyle w:val="Hyperlink"/>
@@ -4282,7 +4385,7 @@
         <w:pStyle w:val="BodyText"/>
         <w:rPr/>
       </w:pPr>
-      <w:hyperlink r:id="rId123">
+      <w:hyperlink r:id="rId125">
         <w:r>
           <w:rPr>
             <w:rStyle w:val="Hyperlink"/>
@@ -4296,7 +4399,7 @@
         <w:pStyle w:val="BodyText"/>
         <w:rPr/>
       </w:pPr>
-      <w:hyperlink r:id="rId124">
+      <w:hyperlink r:id="rId126">
         <w:r>
           <w:rPr>
             <w:rStyle w:val="Hyperlink"/>
@@ -4308,7 +4411,7 @@
         <w:rPr/>
         <w:t xml:space="preserve"> </w:t>
       </w:r>
-      <w:hyperlink r:id="rId125">
+      <w:hyperlink r:id="rId127">
         <w:r>
           <w:rPr>
             <w:rStyle w:val="Hyperlink"/>
@@ -4326,7 +4429,7 @@
         <w:pStyle w:val="BodyText"/>
         <w:rPr/>
       </w:pPr>
-      <w:hyperlink r:id="rId126">
+      <w:hyperlink r:id="rId128">
         <w:r>
           <w:rPr>
             <w:rStyle w:val="Hyperlink"/>
@@ -4340,7 +4443,7 @@
         <w:pStyle w:val="BodyText"/>
         <w:rPr/>
       </w:pPr>
-      <w:hyperlink r:id="rId127">
+      <w:hyperlink r:id="rId129">
         <w:r>
           <w:rPr>
             <w:rStyle w:val="Hyperlink"/>
@@ -4352,7 +4455,7 @@
         <w:rPr/>
         <w:t xml:space="preserve"> </w:t>
       </w:r>
-      <w:hyperlink r:id="rId128">
+      <w:hyperlink r:id="rId130">
         <w:r>
           <w:rPr>
             <w:rStyle w:val="Hyperlink"/>
@@ -4364,7 +4467,7 @@
         <w:rPr/>
         <w:t xml:space="preserve"> </w:t>
       </w:r>
-      <w:hyperlink r:id="rId129">
+      <w:hyperlink r:id="rId131">
         <w:r>
           <w:rPr>
             <w:rStyle w:val="Hyperlink"/>
@@ -4382,7 +4485,7 @@
         <w:pStyle w:val="BodyText"/>
         <w:rPr/>
       </w:pPr>
-      <w:hyperlink r:id="rId130">
+      <w:hyperlink r:id="rId132">
         <w:r>
           <w:rPr>
             <w:rStyle w:val="Hyperlink"/>
@@ -4396,7 +4499,7 @@
         <w:pStyle w:val="BodyText"/>
         <w:rPr/>
       </w:pPr>
-      <w:hyperlink r:id="rId131">
+      <w:hyperlink r:id="rId133">
         <w:r>
           <w:rPr>
             <w:rStyle w:val="Hyperlink"/>
@@ -4408,7 +4511,7 @@
         <w:rPr/>
         <w:t xml:space="preserve"> </w:t>
       </w:r>
-      <w:hyperlink r:id="rId132">
+      <w:hyperlink r:id="rId134">
         <w:r>
           <w:rPr>
             <w:rStyle w:val="Hyperlink"/>
@@ -4426,7 +4529,7 @@
         <w:pStyle w:val="BodyText"/>
         <w:rPr/>
       </w:pPr>
-      <w:hyperlink r:id="rId133">
+      <w:hyperlink r:id="rId135">
         <w:r>
           <w:rPr>
             <w:rStyle w:val="Hyperlink"/>
@@ -4440,7 +4543,7 @@
         <w:pStyle w:val="BodyText"/>
         <w:rPr/>
       </w:pPr>
-      <w:hyperlink r:id="rId134">
+      <w:hyperlink r:id="rId136">
         <w:r>
           <w:rPr>
             <w:rStyle w:val="Hyperlink"/>
@@ -4458,7 +4561,7 @@
         <w:pStyle w:val="BodyText"/>
         <w:rPr/>
       </w:pPr>
-      <w:hyperlink r:id="rId135">
+      <w:hyperlink r:id="rId137">
         <w:r>
           <w:rPr>
             <w:rStyle w:val="Hyperlink"/>
@@ -4472,7 +4575,7 @@
         <w:pStyle w:val="BodyText"/>
         <w:rPr/>
       </w:pPr>
-      <w:hyperlink r:id="rId136">
+      <w:hyperlink r:id="rId138">
         <w:r>
           <w:rPr>
             <w:rStyle w:val="Hyperlink"/>
@@ -4484,7 +4587,7 @@
         <w:rPr/>
         <w:t xml:space="preserve"> </w:t>
       </w:r>
-      <w:hyperlink r:id="rId137">
+      <w:hyperlink r:id="rId139">
         <w:r>
           <w:rPr>
             <w:rStyle w:val="Hyperlink"/>
@@ -4496,7 +4599,7 @@
         <w:rPr/>
         <w:t xml:space="preserve"> </w:t>
       </w:r>
-      <w:hyperlink r:id="rId138">
+      <w:hyperlink r:id="rId140">
         <w:r>
           <w:rPr>
             <w:rStyle w:val="Hyperlink"/>
@@ -4508,7 +4611,7 @@
         <w:rPr/>
         <w:t xml:space="preserve"> </w:t>
       </w:r>
-      <w:hyperlink r:id="rId139">
+      <w:hyperlink r:id="rId141">
         <w:r>
           <w:rPr>
             <w:rStyle w:val="Hyperlink"/>
@@ -4526,7 +4629,7 @@
         <w:pStyle w:val="BodyText"/>
         <w:rPr/>
       </w:pPr>
-      <w:hyperlink r:id="rId140">
+      <w:hyperlink r:id="rId142">
         <w:r>
           <w:rPr>
             <w:rStyle w:val="Hyperlink"/>
@@ -4540,7 +4643,7 @@
         <w:pStyle w:val="BodyText"/>
         <w:rPr/>
       </w:pPr>
-      <w:hyperlink r:id="rId141">
+      <w:hyperlink r:id="rId143">
         <w:r>
           <w:rPr>
             <w:rStyle w:val="Hyperlink"/>
@@ -4552,7 +4655,7 @@
         <w:rPr/>
         <w:t xml:space="preserve"> </w:t>
       </w:r>
-      <w:hyperlink r:id="rId142">
+      <w:hyperlink r:id="rId144">
         <w:r>
           <w:rPr>
             <w:rStyle w:val="Hyperlink"/>
@@ -4570,7 +4673,7 @@
         <w:pStyle w:val="BodyText"/>
         <w:rPr/>
       </w:pPr>
-      <w:hyperlink r:id="rId143">
+      <w:hyperlink r:id="rId145">
         <w:r>
           <w:rPr>
             <w:rStyle w:val="Hyperlink"/>
@@ -4584,7 +4687,7 @@
         <w:pStyle w:val="BodyText"/>
         <w:rPr/>
       </w:pPr>
-      <w:hyperlink r:id="rId144">
+      <w:hyperlink r:id="rId146">
         <w:r>
           <w:rPr>
             <w:rStyle w:val="Hyperlink"/>
@@ -4596,7 +4699,7 @@
         <w:rPr/>
         <w:t xml:space="preserve"> </w:t>
       </w:r>
-      <w:hyperlink r:id="rId145">
+      <w:hyperlink r:id="rId147">
         <w:r>
           <w:rPr>
             <w:rStyle w:val="Hyperlink"/>
@@ -4608,7 +4711,7 @@
         <w:rPr/>
         <w:t xml:space="preserve"> </w:t>
       </w:r>
-      <w:hyperlink r:id="rId146">
+      <w:hyperlink r:id="rId148">
         <w:r>
           <w:rPr>
             <w:rStyle w:val="Hyperlink"/>
@@ -4626,7 +4729,7 @@
         <w:pStyle w:val="BodyText"/>
         <w:rPr/>
       </w:pPr>
-      <w:hyperlink r:id="rId147">
+      <w:hyperlink r:id="rId149">
         <w:r>
           <w:rPr>
             <w:rStyle w:val="Hyperlink"/>
@@ -4640,7 +4743,7 @@
         <w:pStyle w:val="BodyText"/>
         <w:rPr/>
       </w:pPr>
-      <w:hyperlink r:id="rId148">
+      <w:hyperlink r:id="rId150">
         <w:r>
           <w:rPr>
             <w:rStyle w:val="Hyperlink"/>
@@ -4652,7 +4755,7 @@
         <w:rPr/>
         <w:t xml:space="preserve"> </w:t>
       </w:r>
-      <w:hyperlink r:id="rId149">
+      <w:hyperlink r:id="rId151">
         <w:r>
           <w:rPr>
             <w:rStyle w:val="Hyperlink"/>
@@ -4664,7 +4767,7 @@
         <w:rPr/>
         <w:t xml:space="preserve"> </w:t>
       </w:r>
-      <w:hyperlink r:id="rId150">
+      <w:hyperlink r:id="rId152">
         <w:r>
           <w:rPr>
             <w:rStyle w:val="Hyperlink"/>
@@ -4682,7 +4785,7 @@
         <w:pStyle w:val="BodyText"/>
         <w:rPr/>
       </w:pPr>
-      <w:hyperlink r:id="rId151">
+      <w:hyperlink r:id="rId153">
         <w:r>
           <w:rPr>
             <w:rStyle w:val="Hyperlink"/>
@@ -4696,7 +4799,7 @@
         <w:pStyle w:val="BodyText"/>
         <w:rPr/>
       </w:pPr>
-      <w:hyperlink r:id="rId152">
+      <w:hyperlink r:id="rId154">
         <w:r>
           <w:rPr>
             <w:rStyle w:val="Hyperlink"/>
@@ -4708,7 +4811,7 @@
         <w:rPr/>
         <w:t xml:space="preserve"> </w:t>
       </w:r>
-      <w:hyperlink r:id="rId153">
+      <w:hyperlink r:id="rId155">
         <w:r>
           <w:rPr>
             <w:rStyle w:val="Hyperlink"/>
@@ -4720,7 +4823,7 @@
         <w:rPr/>
         <w:t xml:space="preserve"> </w:t>
       </w:r>
-      <w:hyperlink r:id="rId154">
+      <w:hyperlink r:id="rId156">
         <w:r>
           <w:rPr>
             <w:rStyle w:val="Hyperlink"/>
@@ -4738,7 +4841,7 @@
         <w:pStyle w:val="BodyText"/>
         <w:rPr/>
       </w:pPr>
-      <w:hyperlink r:id="rId155">
+      <w:hyperlink r:id="rId157">
         <w:r>
           <w:rPr>
             <w:rStyle w:val="Hyperlink"/>
@@ -4752,7 +4855,7 @@
         <w:pStyle w:val="BodyText"/>
         <w:rPr/>
       </w:pPr>
-      <w:hyperlink r:id="rId156">
+      <w:hyperlink r:id="rId158">
         <w:r>
           <w:rPr>
             <w:rStyle w:val="Hyperlink"/>
@@ -4770,7 +4873,7 @@
         <w:pStyle w:val="BodyText"/>
         <w:rPr/>
       </w:pPr>
-      <w:hyperlink r:id="rId157">
+      <w:hyperlink r:id="rId159">
         <w:r>
           <w:rPr>
             <w:rStyle w:val="Hyperlink"/>
@@ -4784,7 +4887,7 @@
         <w:pStyle w:val="BodyText"/>
         <w:rPr/>
       </w:pPr>
-      <w:hyperlink r:id="rId158">
+      <w:hyperlink r:id="rId160">
         <w:r>
           <w:rPr>
             <w:rStyle w:val="Hyperlink"/>
@@ -4796,7 +4899,7 @@
         <w:rPr/>
         <w:t xml:space="preserve"> </w:t>
       </w:r>
-      <w:hyperlink r:id="rId159">
+      <w:hyperlink r:id="rId161">
         <w:r>
           <w:rPr>
             <w:rStyle w:val="Hyperlink"/>
@@ -4814,7 +4917,7 @@
         <w:pStyle w:val="BodyText"/>
         <w:rPr/>
       </w:pPr>
-      <w:hyperlink r:id="rId160">
+      <w:hyperlink r:id="rId162">
         <w:r>
           <w:rPr>
             <w:rStyle w:val="Hyperlink"/>
@@ -4828,7 +4931,7 @@
         <w:pStyle w:val="BodyText"/>
         <w:rPr/>
       </w:pPr>
-      <w:hyperlink r:id="rId161">
+      <w:hyperlink r:id="rId163">
         <w:r>
           <w:rPr>
             <w:rStyle w:val="Hyperlink"/>
@@ -4846,7 +4949,7 @@
         <w:pStyle w:val="BodyText"/>
         <w:rPr/>
       </w:pPr>
-      <w:hyperlink r:id="rId162">
+      <w:hyperlink r:id="rId164">
         <w:r>
           <w:rPr>
             <w:rStyle w:val="Hyperlink"/>
@@ -4860,7 +4963,7 @@
         <w:pStyle w:val="BodyText"/>
         <w:rPr/>
       </w:pPr>
-      <w:hyperlink r:id="rId163">
+      <w:hyperlink r:id="rId165">
         <w:r>
           <w:rPr>
             <w:rStyle w:val="Hyperlink"/>
@@ -4878,7 +4981,7 @@
         <w:pStyle w:val="BodyText"/>
         <w:rPr/>
       </w:pPr>
-      <w:hyperlink r:id="rId164">
+      <w:hyperlink r:id="rId166">
         <w:r>
           <w:rPr>
             <w:rStyle w:val="Hyperlink"/>
@@ -4892,7 +4995,7 @@
         <w:pStyle w:val="BodyText"/>
         <w:rPr/>
       </w:pPr>
-      <w:hyperlink r:id="rId165">
+      <w:hyperlink r:id="rId167">
         <w:r>
           <w:rPr>
             <w:rStyle w:val="Hyperlink"/>
@@ -4904,7 +5007,7 @@
         <w:rPr/>
         <w:t xml:space="preserve"> </w:t>
       </w:r>
-      <w:hyperlink r:id="rId166">
+      <w:hyperlink r:id="rId168">
         <w:r>
           <w:rPr>
             <w:rStyle w:val="Hyperlink"/>
@@ -4916,7 +5019,7 @@
         <w:rPr/>
         <w:t xml:space="preserve"> </w:t>
       </w:r>
-      <w:hyperlink r:id="rId167">
+      <w:hyperlink r:id="rId169">
         <w:r>
           <w:rPr>
             <w:rStyle w:val="Hyperlink"/>
@@ -4934,7 +5037,7 @@
         <w:pStyle w:val="BodyText"/>
         <w:rPr/>
       </w:pPr>
-      <w:hyperlink r:id="rId168">
+      <w:hyperlink r:id="rId170">
         <w:r>
           <w:rPr>
             <w:rStyle w:val="Hyperlink"/>
@@ -4948,7 +5051,7 @@
         <w:pStyle w:val="BodyText"/>
         <w:rPr/>
       </w:pPr>
-      <w:hyperlink r:id="rId169">
+      <w:hyperlink r:id="rId171">
         <w:r>
           <w:rPr>
             <w:rStyle w:val="Hyperlink"/>
@@ -4966,7 +5069,7 @@
         <w:pStyle w:val="BodyText"/>
         <w:rPr/>
       </w:pPr>
-      <w:hyperlink r:id="rId170">
+      <w:hyperlink r:id="rId172">
         <w:r>
           <w:rPr>
             <w:rStyle w:val="Hyperlink"/>
@@ -4980,7 +5083,7 @@
         <w:pStyle w:val="BodyText"/>
         <w:rPr/>
       </w:pPr>
-      <w:hyperlink r:id="rId171">
+      <w:hyperlink r:id="rId173">
         <w:r>
           <w:rPr>
             <w:rStyle w:val="Hyperlink"/>
@@ -4992,7 +5095,7 @@
         <w:rPr/>
         <w:t xml:space="preserve"> </w:t>
       </w:r>
-      <w:hyperlink r:id="rId172">
+      <w:hyperlink r:id="rId174">
         <w:r>
           <w:rPr>
             <w:rStyle w:val="Hyperlink"/>
@@ -5010,7 +5113,7 @@
         <w:pStyle w:val="BodyText"/>
         <w:rPr/>
       </w:pPr>
-      <w:hyperlink r:id="rId173">
+      <w:hyperlink r:id="rId175">
         <w:r>
           <w:rPr>
             <w:rStyle w:val="Hyperlink"/>
@@ -5024,7 +5127,7 @@
         <w:pStyle w:val="BodyText"/>
         <w:rPr/>
       </w:pPr>
-      <w:hyperlink r:id="rId174">
+      <w:hyperlink r:id="rId176">
         <w:r>
           <w:rPr>
             <w:rStyle w:val="Hyperlink"/>
@@ -5042,7 +5145,7 @@
         <w:pStyle w:val="BodyText"/>
         <w:rPr/>
       </w:pPr>
-      <w:hyperlink r:id="rId175">
+      <w:hyperlink r:id="rId177">
         <w:r>
           <w:rPr>
             <w:rStyle w:val="Hyperlink"/>
@@ -5056,7 +5159,7 @@
         <w:pStyle w:val="BodyText"/>
         <w:rPr/>
       </w:pPr>
-      <w:hyperlink r:id="rId176">
+      <w:hyperlink r:id="rId178">
         <w:r>
           <w:rPr>
             <w:rStyle w:val="Hyperlink"/>
@@ -5068,7 +5171,7 @@
         <w:rPr/>
         <w:t xml:space="preserve"> </w:t>
       </w:r>
-      <w:hyperlink r:id="rId177">
+      <w:hyperlink r:id="rId179">
         <w:r>
           <w:rPr>
             <w:rStyle w:val="Hyperlink"/>
@@ -5086,7 +5189,7 @@
         <w:pStyle w:val="BodyText"/>
         <w:rPr/>
       </w:pPr>
-      <w:hyperlink r:id="rId178">
+      <w:hyperlink r:id="rId180">
         <w:r>
           <w:rPr>
             <w:rStyle w:val="Hyperlink"/>
@@ -5100,7 +5203,7 @@
         <w:pStyle w:val="BodyText"/>
         <w:rPr/>
       </w:pPr>
-      <w:hyperlink r:id="rId179">
+      <w:hyperlink r:id="rId181">
         <w:r>
           <w:rPr>
             <w:rStyle w:val="Hyperlink"/>
@@ -5122,7 +5225,7 @@
         <w:jc w:val="both"/>
         <w:rPr/>
       </w:pPr>
-      <w:hyperlink r:id="rId180">
+      <w:hyperlink r:id="rId182">
         <w:r>
           <w:rPr>
             <w:rStyle w:val="Hyperlink"/>
@@ -6154,6 +6257,16 @@
     <w:link w:val="VerbatimChar"/>
     <w:qFormat/>
     <w:pPr/>
+    <w:rPr/>
+  </w:style>
+  <w:style w:type="paragraph" w:styleId="Zawartotabeli">
+    <w:name w:val="Zawartość tabeli"/>
+    <w:basedOn w:val="Normal"/>
+    <w:qFormat/>
+    <w:pPr>
+      <w:widowControl w:val="false"/>
+      <w:suppressLineNumbers/>
+    </w:pPr>
     <w:rPr/>
   </w:style>
   <w:style w:type="table" w:default="1" w:styleId="Table">
